--- a/docs/Kuja_Grant_Market_Analysis_July2026.docx
+++ b/docs/Kuja_Grant_Market_Analysis_July2026.docx
@@ -158,7 +158,7 @@
           <w:sz w:val="22"/>
           <w:szCs w:val="22"/>
         </w:rPr>
-        <w:t xml:space="preserve">July 2026 · Companion to Business Strategy V3.7 and Pitch Deck V10</w:t>
+        <w:t xml:space="preserve">July 2026 · Companion to Business Strategy V3.8 and Pitch Deck V11</w:t>
       </w:r>
     </w:p>
     <w:p>
@@ -5823,7 +5823,7 @@
           <w:sz w:val="22"/>
           <w:szCs w:val="22"/>
         </w:rPr>
-        <w:t xml:space="preserve">A defensible mid-size NGO band globally — annual revenue USD 1M-50M, operational complexity that justifies grant management software, and active funding relationships with donors — is 150,000-300,000 organizations. This aligns with the band identified in the Kuja Elevate Market Analysis and used across the strategy.</w:t>
+        <w:t xml:space="preserve">A defensible NGO universe globally — organizations with operational complexity that justifies grant management software and active funding relationships with donors — is 150,000-300,000 organizations. Within it, the realistic buyer bands use country-level budgets, not INGO consolidated figures: medium ($2-10M) and large ($10-20M) CSOs, with organizations above ~$20M typically behaving as re-granting intermediaries. This matches the segmentation in Business Strategy V3.8 Section 8.</w:t>
       </w:r>
     </w:p>
     <w:p>

--- a/docs/Kuja_Grant_Market_Analysis_July2026.docx
+++ b/docs/Kuja_Grant_Market_Analysis_July2026.docx
@@ -63,7 +63,7 @@
           <w:sz w:val="22"/>
           <w:szCs w:val="22"/>
         </w:rPr>
-        <w:t xml:space="preserve">End-to-end grant management · Three flavors · AI-native · Built BY and FOR the Global South · Updated July 2026</w:t>
+        <w:t xml:space="preserve">End-to-end grant management · Four flavors · AI-native · Built BY and FOR the Global South · Updated 20 July 2026 (R2)</w:t>
       </w:r>
     </w:p>
     <w:p>
@@ -158,7 +158,7 @@
           <w:sz w:val="22"/>
           <w:szCs w:val="22"/>
         </w:rPr>
-        <w:t xml:space="preserve">July 2026 · Companion to Business Strategy V3.8 and Pitch Deck V11</w:t>
+        <w:t xml:space="preserve">July 2026 (R2) · Companion to Business Strategy V3.9 and Pitch Deck V12</w:t>
       </w:r>
     </w:p>
     <w:p>
@@ -221,7 +221,7 @@
           <w:sz w:val="22"/>
           <w:szCs w:val="22"/>
         </w:rPr>
-        <w:t xml:space="preserve">Kuja Grant is the end-to-end grant management system at the heart of the Kuja platform. It runs the full grant lifecycle — design, apply, review, award, report — for three distinct operating contexts under a single codebase: network secretariats hosting closed grantmaking networks, donors running direct compliance and reporting programs, and fund operators moving money in crisis contexts where formal institutions have collapsed (live in Sudan as the Proximate Fund since July 2026). All flavors share the same lifecycle engine, the same 35+ AI surfaces, the same Trust Profile, and the same hash-anchored audit chain.</w:t>
+        <w:t xml:space="preserve">Kuja Grant is the end-to-end grant management system at the heart of the Kuja platform. It runs the full grant lifecycle — design, apply, review, award, report — for four distinct operating contexts under a single codebase: network secretariats hosting closed grantmaking networks, donors running direct compliance and reporting programs, fund operators moving money in crisis contexts where formal institutions have collapsed (live in Sudan as the Proximate Fund since July 2026), and community-led funds where the methodology itself demands minimal oversight (live in Somalia as Saxansaxo since July 2026). All flavors share the same lifecycle engine, the same 35+ AI surfaces, the same Trust Profile, and the same hash-anchored audit chain. The two Adeso-operated clients sit at opposite ends of the control spectrum — Proximate demanded more control than any incumbent offers, Saxansaxo demanded less — and both run as configurations, not forks: the flexibility claim is production-proven in two of the hardest operating environments in the world.</w:t>
       </w:r>
     </w:p>
     <w:p>
@@ -758,7 +758,7 @@
           <w:sz w:val="22"/>
           <w:szCs w:val="22"/>
         </w:rPr>
-        <w:t xml:space="preserve">Kuja Grant is a single product that ships in three operating modes. The product team calls them "flavors." All flavors run the same five-stage lifecycle, the same AI surfaces, the same Trust Profile, the same audit chain, the same identity system. The flavor changes who governs membership, how an organization becomes fundable, and how grants are released — not the underlying engine. Together the three cover the full trust spectrum: formal registration vetting (Closed Network), open document-based trust (Direct Compliance), and relational validation where institutions have collapsed (Crisis-Context Fund, live in Sudan since July 2026).</w:t>
+        <w:t xml:space="preserve">Kuja Grant is a single product that ships in four operating modes. The product team calls them "flavors." All flavors run the same five-stage lifecycle, the same AI surfaces, the same Trust Profile, the same audit chain, the same identity system. The flavor changes who governs membership, how an organization becomes fundable, and how grants are released — not the underlying engine. Together the four cover the full trust spectrum: formal registration vetting (Closed Network), open document-based trust (Direct Compliance), relational validation where institutions have collapsed (Crisis-Context Fund, live in Sudan since July 2026), and community-led selection where communities govern their own grants (Community-Led Fund, live in Somalia since July 2026).</w:t>
       </w:r>
     </w:p>
     <w:p>
@@ -2180,6 +2180,68 @@
           <w:szCs w:val="22"/>
         </w:rPr>
         <w:t xml:space="preserve">Reference deployment: the Proximate Fund (Adeso, Sudan), in production since July 2026. This flavor is operated by Adeso rather than sold standalone today; its market significance is proof — the engine configures across the entire trust spectrum, so the next crisis fund, diaspora fund, or community foundation is a configuration exercise, not a rebuild.</w:t>
+      </w:r>
+    </w:p>
+    <w:p>
+      <w:pPr>
+        <w:pStyle w:val="Heading2"/>
+        <w:spacing w:after="140" w:before="280"/>
+      </w:pPr>
+      <w:r>
+        <w:rPr>
+          <w:rFonts w:ascii="Arial" w:cs="Arial" w:eastAsia="Arial" w:hAnsi="Arial"/>
+          <w:b/>
+          <w:bCs/>
+          <w:color w:val="7C2D12"/>
+          <w:sz w:val="28"/>
+          <w:szCs w:val="28"/>
+        </w:rPr>
+        <w:t xml:space="preserve">2.5 Flavor 4 — Community-Led Fund (SCLR)</w:t>
+      </w:r>
+    </w:p>
+    <w:p>
+      <w:pPr>
+        <w:spacing w:after="80" w:before="60" w:line="300"/>
+        <w:jc w:val="left"/>
+      </w:pPr>
+      <w:r>
+        <w:rPr>
+          <w:rFonts w:ascii="Arial" w:cs="Arial" w:eastAsia="Arial" w:hAnsi="Arial"/>
+          <w:color w:val="1A1410"/>
+          <w:sz w:val="22"/>
+          <w:szCs w:val="22"/>
+        </w:rPr>
+        <w:t xml:space="preserve">Added 20 July 2026. The opposite problem from the Crisis-Context flavor: not an environment that demands more control than incumbents offer, but a funding methodology that demands less than incumbents will tolerate. Survivor and community-led response (SCLR) holds that already-active community groups should select, run, and account for their own micro-grants — and that heavy compliance machinery destroys exactly the local ownership the model exists to build. Most grant management systems cannot be configured DOWN to this: their co-signatures, receipt uploads, and approval chains are structural.</w:t>
+      </w:r>
+    </w:p>
+    <w:p>
+      <w:pPr>
+        <w:spacing w:after="80" w:before="60" w:line="300"/>
+        <w:jc w:val="left"/>
+      </w:pPr>
+      <w:r>
+        <w:rPr>
+          <w:rFonts w:ascii="Arial" w:cs="Arial" w:eastAsia="Arial" w:hAnsi="Arial"/>
+          <w:color w:val="1A1410"/>
+          <w:sz w:val="22"/>
+          <w:szCs w:val="22"/>
+        </w:rPr>
+        <w:t xml:space="preserve">Kuja Grant runs SCLR as a flavor. The eight-step cycle is first-class workflow: recorded gatekeeper permission gates intake; the community writes its own proposal in Somali through a no-login link that works on any phone; vetting is a criteria-scored, dated decision record; selection starts a visible 10-day clock to money in hand — the single operational metric; the community reports back in its own words; outcomes are tagged delivered, partial, or learning loss, never punished. There is deliberately no spend policing. The two quiet legal non-negotiables — a sanctions screen on the receiving signatory and a record of who was paid — run invisibly underneath, and a political-interference pause register puts principled withdrawal from a captured locality on the permanent record.</w:t>
+      </w:r>
+    </w:p>
+    <w:p>
+      <w:pPr>
+        <w:spacing w:after="80" w:before="60" w:line="300"/>
+        <w:jc w:val="left"/>
+      </w:pPr>
+      <w:r>
+        <w:rPr>
+          <w:rFonts w:ascii="Arial" w:cs="Arial" w:eastAsia="Arial" w:hAnsi="Arial"/>
+          <w:color w:val="1A1410"/>
+          <w:sz w:val="22"/>
+          <w:szCs w:val="22"/>
+        </w:rPr>
+        <w:t xml:space="preserve">Reference deployment: Saxansaxo (Adeso, Somalia), in production since 20 July 2026 — signed design to live tenant in fifteen days. Together with Proximate it brackets the control spectrum: the market significance is that NO incumbent can serve both clients on one product, and Kuja serves both on one codebase.</w:t>
       </w:r>
     </w:p>
     <w:p>

--- a/docs/Kuja_Grant_Market_Analysis_July2026.docx
+++ b/docs/Kuja_Grant_Market_Analysis_July2026.docx
@@ -743,7 +743,7 @@
           <w:sz w:val="36"/>
           <w:szCs w:val="36"/>
         </w:rPr>
-        <w:t xml:space="preserve">2. The Product — Three flavors on one codebase</w:t>
+        <w:t xml:space="preserve">2. The Product — Four flavors on one codebase</w:t>
       </w:r>
     </w:p>
     <w:p>

--- a/docs/Kuja_Grant_Market_Analysis_July2026.docx
+++ b/docs/Kuja_Grant_Market_Analysis_July2026.docx
@@ -373,7 +373,7 @@
           <w:sz w:val="22"/>
           <w:szCs w:val="22"/>
         </w:rPr>
-        <w:t xml:space="preserve">Virtuous + Fundraising.AI 2026 Nonprofit AI Adoption Report (n=346): 92% of nonprofits have adopted AI tools, but only 7% report it has expanded what their team can accomplish. 81% use AI individually without shared workflows; 47% have no AI governance policy; only 4% have documented, repeatable AI workflows. Incumbent GMS vendors are bolting AI onto data models built before the AI era — none ship AI per-requirement evaluation of NGO reports against grant agreement obligations.</w:t>
+        <w:t xml:space="preserve">Virtuous + Fundraising.AI 2026 Nonprofit AI Adoption Report (n=346): where AI is used, it is shallow — only 7% report it has expanded what their team can accomplish. 81% use AI individually without shared workflows; 47% have no AI governance policy; only 4% have documented, repeatable AI workflows. On the funder side it is earlier still: 97% of foundations do not use AI to screen applications (Candid, 2024). Incumbent GMS vendors are bolting AI onto data models built before the AI era — none ship AI per-requirement evaluation of NGO reports against grant agreement obligations.</w:t>
       </w:r>
     </w:p>
     <w:p>
@@ -4098,7 +4098,7 @@
           <w:sz w:val="28"/>
           <w:szCs w:val="28"/>
         </w:rPr>
-        <w:t xml:space="preserve">3.4 The AI adoption gap — 92% adoption, 7% impact</w:t>
+        <w:t xml:space="preserve">3.4 The AI adoption gap — shallow, ungoverned use; near-zero on the funder side</w:t>
       </w:r>
     </w:p>
     <w:p>
@@ -4113,7 +4113,7 @@
           <w:sz w:val="22"/>
           <w:szCs w:val="22"/>
         </w:rPr>
-        <w:t xml:space="preserve">The Virtuous + Fundraising.AI 2026 Nonprofit AI Adoption Report (n=346) crystallizes the gap:</w:t>
+        <w:t xml:space="preserve">The Virtuous + Fundraising.AI 2026 Nonprofit AI Adoption Report (n=346) shows the gap is not about whether tools are touched but whether they change the work — adoption is wide but shallow, individual and ungoverned:</w:t>
       </w:r>
     </w:p>
     <w:p>
@@ -4134,7 +4134,16 @@
           <w:sz w:val="22"/>
           <w:szCs w:val="22"/>
         </w:rPr>
-        <w:t xml:space="preserve">92% of nonprofits have adopted AI tools. </w:t>
+        <w:t xml:space="preserve">Only 7% </w:t>
+      </w:r>
+      <w:r>
+        <w:rPr>
+          <w:rFonts w:ascii="Arial" w:cs="Arial" w:eastAsia="Arial" w:hAnsi="Arial"/>
+          <w:color w:val="1A1410"/>
+          <w:sz w:val="22"/>
+          <w:szCs w:val="22"/>
+        </w:rPr>
+        <w:t xml:space="preserve">report AI has "actually expanded what their team can accomplish."</w:t>
       </w:r>
     </w:p>
     <w:p>
@@ -4155,7 +4164,16 @@
           <w:sz w:val="22"/>
           <w:szCs w:val="22"/>
         </w:rPr>
-        <w:t xml:space="preserve">Only 7% report it has "actually expanded what their team can accomplish."</w:t>
+        <w:t xml:space="preserve">79% </w:t>
+      </w:r>
+      <w:r>
+        <w:rPr>
+          <w:rFonts w:ascii="Arial" w:cs="Arial" w:eastAsia="Arial" w:hAnsi="Arial"/>
+          <w:color w:val="1A1410"/>
+          <w:sz w:val="22"/>
+          <w:szCs w:val="22"/>
+        </w:rPr>
+        <w:t xml:space="preserve">report only small-to-moderate efficiency gains.</w:t>
       </w:r>
     </w:p>
     <w:p>
@@ -4176,7 +4194,16 @@
           <w:sz w:val="22"/>
           <w:szCs w:val="22"/>
         </w:rPr>
-        <w:t xml:space="preserve">79% report small-to-moderate efficiency gains. </w:t>
+        <w:t xml:space="preserve">81% </w:t>
+      </w:r>
+      <w:r>
+        <w:rPr>
+          <w:rFonts w:ascii="Arial" w:cs="Arial" w:eastAsia="Arial" w:hAnsi="Arial"/>
+          <w:color w:val="1A1410"/>
+          <w:sz w:val="22"/>
+          <w:szCs w:val="22"/>
+        </w:rPr>
+        <w:t xml:space="preserve">use AI individually, without shared workflows.</w:t>
       </w:r>
     </w:p>
     <w:p>
@@ -4197,7 +4224,16 @@
           <w:sz w:val="22"/>
           <w:szCs w:val="22"/>
         </w:rPr>
-        <w:t xml:space="preserve">81% use AI individually without shared workflows.</w:t>
+        <w:t xml:space="preserve">47% </w:t>
+      </w:r>
+      <w:r>
+        <w:rPr>
+          <w:rFonts w:ascii="Arial" w:cs="Arial" w:eastAsia="Arial" w:hAnsi="Arial"/>
+          <w:color w:val="1A1410"/>
+          <w:sz w:val="22"/>
+          <w:szCs w:val="22"/>
+        </w:rPr>
+        <w:t xml:space="preserve">have no AI governance policy.</w:t>
       </w:r>
     </w:p>
     <w:p>
@@ -4218,7 +4254,16 @@
           <w:sz w:val="22"/>
           <w:szCs w:val="22"/>
         </w:rPr>
-        <w:t xml:space="preserve">47% have no AI governance policy.</w:t>
+        <w:t xml:space="preserve">65% </w:t>
+      </w:r>
+      <w:r>
+        <w:rPr>
+          <w:rFonts w:ascii="Arial" w:cs="Arial" w:eastAsia="Arial" w:hAnsi="Arial"/>
+          <w:color w:val="1A1410"/>
+          <w:sz w:val="22"/>
+          <w:szCs w:val="22"/>
+        </w:rPr>
+        <w:t xml:space="preserve">describe their use as "reactive and individual."</w:t>
       </w:r>
     </w:p>
     <w:p>
@@ -4239,7 +4284,16 @@
           <w:sz w:val="22"/>
           <w:szCs w:val="22"/>
         </w:rPr>
-        <w:t xml:space="preserve">65% describe their use as "reactive and individual."</w:t>
+        <w:t xml:space="preserve">Only 4% </w:t>
+      </w:r>
+      <w:r>
+        <w:rPr>
+          <w:rFonts w:ascii="Arial" w:cs="Arial" w:eastAsia="Arial" w:hAnsi="Arial"/>
+          <w:color w:val="1A1410"/>
+          <w:sz w:val="22"/>
+          <w:szCs w:val="22"/>
+        </w:rPr>
+        <w:t xml:space="preserve">have documented, repeatable AI workflows.</w:t>
       </w:r>
     </w:p>
     <w:p>
@@ -4260,7 +4314,16 @@
           <w:sz w:val="22"/>
           <w:szCs w:val="22"/>
         </w:rPr>
-        <w:t xml:space="preserve">Only 4% have documented, repeatable AI workflows.</w:t>
+        <w:t xml:space="preserve">On the funder side it is earlier still: </w:t>
+      </w:r>
+      <w:r>
+        <w:rPr>
+          <w:rFonts w:ascii="Arial" w:cs="Arial" w:eastAsia="Arial" w:hAnsi="Arial"/>
+          <w:color w:val="1A1410"/>
+          <w:sz w:val="22"/>
+          <w:szCs w:val="22"/>
+        </w:rPr>
+        <w:t xml:space="preserve">97% of foundations do not use AI to screen applications, and only 1 in 10 funders would accept AI-generated proposal content (Candid, 2024).</w:t>
       </w:r>
     </w:p>
     <w:p>
@@ -22059,25 +22122,6 @@
           <w:szCs w:val="22"/>
         </w:rPr>
         <w:t xml:space="preserve">PR Newswire — Virtuous AI Report launch. https://www.prnewswire.com/news-releases/virtuous-and-fundraisingai-release-2026-nonprofit-ai-adoption-report-revealing-gap-between-ai-use-and-real-fundraising-impact-302688325.html</w:t>
-      </w:r>
-    </w:p>
-    <w:p>
-      <w:pPr>
-        <w:pStyle w:val="ListParagraph"/>
-        <w:numPr>
-          <w:ilvl w:val="0"/>
-          <w:numId w:val="2"/>
-        </w:numPr>
-        <w:spacing w:after="60" w:before="30" w:line="280"/>
-      </w:pPr>
-      <w:r>
-        <w:rPr>
-          <w:rFonts w:ascii="Arial" w:cs="Arial" w:eastAsia="Arial" w:hAnsi="Arial"/>
-          <w:color w:val="1A1410"/>
-          <w:sz w:val="22"/>
-          <w:szCs w:val="22"/>
-        </w:rPr>
-        <w:t xml:space="preserve">NonProfit PRO. "Nonprofit AI Adoption Hits 92% But Only 7% See Major Impact." https://www.nonprofitpro.com/article/nonprofit-ai-adoption-hits-92-but-only-7-see-major-impact/</w:t>
       </w:r>
     </w:p>
     <w:p>
